--- a/lessons/4-1/readiness/practice.docx
+++ b/lessons/4-1/readiness/practice.docx
@@ -14,7 +14,7 @@
           <w:sz w:val="36"/>
           <w:szCs w:val="36"/>
         </w:rPr>
-        <w:t xml:space="preserve">Get Ready: Rates and Unit Rates</w:t>
+        <w:t xml:space="preserve">Get Ready: Percents Greater Than 100% and Less Than 1%</w:t>
       </w:r>
     </w:p>
     <w:p>
@@ -29,7 +29,7 @@
           <w:sz w:val="20"/>
           <w:szCs w:val="20"/>
         </w:rPr>
-        <w:t xml:space="preserve">Readiness practice for Lesson 4-1  ·  Builds toward 6.RP.2</w:t>
+        <w:t xml:space="preserve">Readiness practice for Lesson 4-3  ·  Builds toward 6.RP.3c</w:t>
       </w:r>
     </w:p>
     <w:p>
@@ -68,7 +68,7 @@
           <w:sz w:val="22"/>
           <w:szCs w:val="22"/>
         </w:rPr>
-        <w:t xml:space="preserve">A unit rate tells you how much for one — like miles per 1 hour or cost per 1 item. To find it you divide. Warm up your division and the meaning of "per" and unit rates click into place.</w:t>
+        <w:t xml:space="preserve">100% is one whole. More than 100% means more than one whole; less than 1% is a tiny sliver. To handle these you read place value and slide the decimal by 10s and 100s. Warm those up first.</w:t>
       </w:r>
     </w:p>
     <w:p>
@@ -81,7 +81,7 @@
           <w:sz w:val="20"/>
           <w:szCs w:val="20"/>
         </w:rPr>
-        <w:t xml:space="preserve">Skills you'll warm up: What "per" means  ·  Division facts  ·  Dividing to find one  ·  Multiplication facts</w:t>
+        <w:t xml:space="preserve">Skills you'll warm up: Percent means out of 100  ·  100% = one whole  ·  Place value (tenths, hundredths)  ·  Multiply / divide by 100</w:t>
       </w:r>
     </w:p>
     <w:p>
@@ -124,19 +124,19 @@
           <w:sz w:val="20"/>
           <w:szCs w:val="20"/>
         </w:rPr>
-        <w:t xml:space="preserve">Divide to find how much for ONE.</w:t>
-      </w:r>
-    </w:p>
-    <w:p>
-      <w:pPr>
-        <w:spacing w:after="40" w:before="0"/>
-      </w:pPr>
-      <w:r>
-        <w:rPr>
-          <w:sz w:val="22"/>
-          <w:szCs w:val="22"/>
-        </w:rPr>
-        <w:t xml:space="preserve">1.  What is 6 ÷ 2?</w:t>
+        <w:t xml:space="preserve">Warm up wholes and place value.</w:t>
+      </w:r>
+    </w:p>
+    <w:p>
+      <w:pPr>
+        <w:spacing w:after="40" w:before="0"/>
+      </w:pPr>
+      <w:r>
+        <w:rPr>
+          <w:sz w:val="22"/>
+          <w:szCs w:val="22"/>
+        </w:rPr>
+        <w:t xml:space="preserve">1.  100% of a pizza means how many whole pizzas?</w:t>
       </w:r>
     </w:p>
     <w:p>
@@ -159,7 +159,7 @@
           <w:sz w:val="22"/>
           <w:szCs w:val="22"/>
         </w:rPr>
-        <w:t xml:space="preserve">2.  8 apples in 2 bags. How many apples in 1 bag?</w:t>
+        <w:t xml:space="preserve">2.  What is 2 × 100?</w:t>
       </w:r>
     </w:p>
     <w:p>
@@ -182,7 +182,20 @@
           <w:sz w:val="22"/>
           <w:szCs w:val="22"/>
         </w:rPr>
-        <w:t xml:space="preserve">3.  $10 for 2 toys. How many dollars for 1 toy?</w:t>
+        <w:t xml:space="preserve">3.  What is 1 ÷ 100?</w:t>
+      </w:r>
+    </w:p>
+    <w:p>
+      <w:pPr>
+        <w:spacing w:after="40" w:before="0"/>
+      </w:pPr>
+      <w:r>
+        <w:rPr>
+          <w:color w:val="5E6E7E"/>
+          <w:sz w:val="20"/>
+          <w:szCs w:val="20"/>
+        </w:rPr>
+        <w:t xml:space="preserve">     choices: 0.01   /   0.1   /   100   /   1.0</w:t>
       </w:r>
     </w:p>
     <w:p>
@@ -222,19 +235,32 @@
           <w:sz w:val="20"/>
           <w:szCs w:val="20"/>
         </w:rPr>
-        <w:t xml:space="preserve">Find the rate for one — divide carefully.</w:t>
-      </w:r>
-    </w:p>
-    <w:p>
-      <w:pPr>
-        <w:spacing w:after="40" w:before="0"/>
-      </w:pPr>
-      <w:r>
-        <w:rPr>
-          <w:sz w:val="22"/>
-          <w:szCs w:val="22"/>
-        </w:rPr>
-        <w:t xml:space="preserve">1.  15 miles in 3 hours = ___ miles per hour?</w:t>
+        <w:t xml:space="preserve">Read big and small percents.</w:t>
+      </w:r>
+    </w:p>
+    <w:p>
+      <w:pPr>
+        <w:spacing w:after="40" w:before="0"/>
+      </w:pPr>
+      <w:r>
+        <w:rPr>
+          <w:sz w:val="22"/>
+          <w:szCs w:val="22"/>
+        </w:rPr>
+        <w:t xml:space="preserve">1.  Which percent is MORE than one whole?</w:t>
+      </w:r>
+    </w:p>
+    <w:p>
+      <w:pPr>
+        <w:spacing w:after="40" w:before="0"/>
+      </w:pPr>
+      <w:r>
+        <w:rPr>
+          <w:color w:val="5E6E7E"/>
+          <w:sz w:val="20"/>
+          <w:szCs w:val="20"/>
+        </w:rPr>
+        <w:t xml:space="preserve">     choices: 50%   /   100%   /   150%   /   1%</w:t>
       </w:r>
     </w:p>
     <w:p>
@@ -257,7 +283,20 @@
           <w:sz w:val="22"/>
           <w:szCs w:val="22"/>
         </w:rPr>
-        <w:t xml:space="preserve">2.  $12 for 4 markers = $___ per marker?</w:t>
+        <w:t xml:space="preserve">2.  Write 200% as a number of wholes.</w:t>
+      </w:r>
+    </w:p>
+    <w:p>
+      <w:pPr>
+        <w:spacing w:after="40" w:before="0"/>
+      </w:pPr>
+      <w:r>
+        <w:rPr>
+          <w:color w:val="5E6E7E"/>
+          <w:sz w:val="20"/>
+          <w:szCs w:val="20"/>
+        </w:rPr>
+        <w:t xml:space="preserve">     choices: 0.2   /   2   /   20   /   200</w:t>
       </w:r>
     </w:p>
     <w:p>
@@ -280,7 +319,7 @@
           <w:sz w:val="22"/>
           <w:szCs w:val="22"/>
         </w:rPr>
-        <w:t xml:space="preserve">3.  Which phrase is a unit rate?</w:t>
+        <w:t xml:space="preserve">3.  Which percent is the SMALLEST?</w:t>
       </w:r>
     </w:p>
     <w:p>
@@ -293,7 +332,7 @@
           <w:sz w:val="20"/>
           <w:szCs w:val="20"/>
         </w:rPr>
-        <w:t xml:space="preserve">     choices: 60 miles in 3 hours   /   20 miles per hour   /   $8 for 4 pens   /   3 bags of apples</w:t>
+        <w:t xml:space="preserve">     choices: 0.5%   /   5%   /   50%   /   1%</w:t>
       </w:r>
     </w:p>
     <w:p>
@@ -333,19 +372,32 @@
           <w:sz w:val="20"/>
           <w:szCs w:val="20"/>
         </w:rPr>
-        <w:t xml:space="preserve">Straight into unit rates.</w:t>
-      </w:r>
-    </w:p>
-    <w:p>
-      <w:pPr>
-        <w:spacing w:after="40" w:before="0"/>
-      </w:pPr>
-      <w:r>
-        <w:rPr>
-          <w:sz w:val="22"/>
-          <w:szCs w:val="22"/>
-        </w:rPr>
-        <w:t xml:space="preserve">1.  100 words typed in 5 minutes = ___ words per minute?</w:t>
+        <w:t xml:space="preserve">Stretch into decimals.</w:t>
+      </w:r>
+    </w:p>
+    <w:p>
+      <w:pPr>
+        <w:spacing w:after="40" w:before="0"/>
+      </w:pPr>
+      <w:r>
+        <w:rPr>
+          <w:sz w:val="22"/>
+          <w:szCs w:val="22"/>
+        </w:rPr>
+        <w:t xml:space="preserve">1.  Write 150% as a decimal.</w:t>
+      </w:r>
+    </w:p>
+    <w:p>
+      <w:pPr>
+        <w:spacing w:after="40" w:before="0"/>
+      </w:pPr>
+      <w:r>
+        <w:rPr>
+          <w:color w:val="5E6E7E"/>
+          <w:sz w:val="20"/>
+          <w:szCs w:val="20"/>
+        </w:rPr>
+        <w:t xml:space="preserve">     choices: 0.15   /   1.5   /   15.0   /   150.0</w:t>
       </w:r>
     </w:p>
     <w:p>
@@ -368,7 +420,20 @@
           <w:sz w:val="22"/>
           <w:szCs w:val="22"/>
         </w:rPr>
-        <w:t xml:space="preserve">2.  $18 for 6 cupcakes = $___ per cupcake?</w:t>
+        <w:t xml:space="preserve">2.  Write 0.5% as a decimal.</w:t>
+      </w:r>
+    </w:p>
+    <w:p>
+      <w:pPr>
+        <w:spacing w:after="40" w:before="0"/>
+      </w:pPr>
+      <w:r>
+        <w:rPr>
+          <w:color w:val="5E6E7E"/>
+          <w:sz w:val="20"/>
+          <w:szCs w:val="20"/>
+        </w:rPr>
+        <w:t xml:space="preserve">     choices: 0.005   /   0.05   /   0.5   /   5.0</w:t>
       </w:r>
     </w:p>
     <w:p>
@@ -406,7 +471,20 @@
           <w:sz w:val="22"/>
           <w:szCs w:val="22"/>
         </w:rPr>
-        <w:t xml:space="preserve">1.  24 miles in 4 hours = ___ miles per hour?</w:t>
+        <w:t xml:space="preserve">1.  Which percent means MORE than one whole?</w:t>
+      </w:r>
+    </w:p>
+    <w:p>
+      <w:pPr>
+        <w:spacing w:after="40" w:before="0"/>
+      </w:pPr>
+      <w:r>
+        <w:rPr>
+          <w:color w:val="5E6E7E"/>
+          <w:sz w:val="20"/>
+          <w:szCs w:val="20"/>
+        </w:rPr>
+        <w:t xml:space="preserve">     choices: 25%   /   100%   /   300%   /   2%</w:t>
       </w:r>
     </w:p>
     <w:p>
@@ -429,20 +507,7 @@
           <w:sz w:val="22"/>
           <w:szCs w:val="22"/>
         </w:rPr>
-        <w:t xml:space="preserve">2.  To find a unit rate (cost per ONE item), you should…</w:t>
-      </w:r>
-    </w:p>
-    <w:p>
-      <w:pPr>
-        <w:spacing w:after="40" w:before="0"/>
-      </w:pPr>
-      <w:r>
-        <w:rPr>
-          <w:color w:val="5E6E7E"/>
-          <w:sz w:val="20"/>
-          <w:szCs w:val="20"/>
-        </w:rPr>
-        <w:t xml:space="preserve">     choices: Divide   /   Add   /   Multiply   /   Subtract</w:t>
+        <w:t xml:space="preserve">2.  What is 4 × 100?</w:t>
       </w:r>
     </w:p>
     <w:p>
@@ -468,7 +533,7 @@
           <w:sz w:val="20"/>
           <w:szCs w:val="20"/>
         </w:rPr>
-        <w:t xml:space="preserve">When you've finished, open Lesson 4-1 and dive in!</w:t>
+        <w:t xml:space="preserve">When you've finished, open Lesson 4-3 and dive in!</w:t>
       </w:r>
     </w:p>
     <w:p>
@@ -515,7 +580,7 @@
           <w:sz w:val="20"/>
           <w:szCs w:val="20"/>
         </w:rPr>
-        <w:t xml:space="preserve">1. 3</w:t>
+        <w:t xml:space="preserve">1. 1</w:t>
       </w:r>
     </w:p>
     <w:p>
@@ -527,7 +592,7 @@
           <w:sz w:val="20"/>
           <w:szCs w:val="20"/>
         </w:rPr>
-        <w:t xml:space="preserve">2. 4</w:t>
+        <w:t xml:space="preserve">2. 200</w:t>
       </w:r>
     </w:p>
     <w:p>
@@ -539,7 +604,7 @@
           <w:sz w:val="20"/>
           <w:szCs w:val="20"/>
         </w:rPr>
-        <w:t xml:space="preserve">3. 5</w:t>
+        <w:t xml:space="preserve">3. 0.01</w:t>
       </w:r>
     </w:p>
     <w:p>
@@ -566,7 +631,7 @@
           <w:sz w:val="20"/>
           <w:szCs w:val="20"/>
         </w:rPr>
-        <w:t xml:space="preserve">1. 5</w:t>
+        <w:t xml:space="preserve">1. 150%</w:t>
       </w:r>
     </w:p>
     <w:p>
@@ -578,7 +643,7 @@
           <w:sz w:val="20"/>
           <w:szCs w:val="20"/>
         </w:rPr>
-        <w:t xml:space="preserve">2. 3</w:t>
+        <w:t xml:space="preserve">2. 2</w:t>
       </w:r>
     </w:p>
     <w:p>
@@ -590,7 +655,7 @@
           <w:sz w:val="20"/>
           <w:szCs w:val="20"/>
         </w:rPr>
-        <w:t xml:space="preserve">3. 20 miles per hour</w:t>
+        <w:t xml:space="preserve">3. 0.5%</w:t>
       </w:r>
     </w:p>
     <w:p>
@@ -617,7 +682,7 @@
           <w:sz w:val="20"/>
           <w:szCs w:val="20"/>
         </w:rPr>
-        <w:t xml:space="preserve">1. 20</w:t>
+        <w:t xml:space="preserve">1. 1.5</w:t>
       </w:r>
     </w:p>
     <w:p>
@@ -629,7 +694,7 @@
           <w:sz w:val="20"/>
           <w:szCs w:val="20"/>
         </w:rPr>
-        <w:t xml:space="preserve">2. 3</w:t>
+        <w:t xml:space="preserve">2. 0.005</w:t>
       </w:r>
     </w:p>
     <w:p>
@@ -656,7 +721,7 @@
           <w:sz w:val="20"/>
           <w:szCs w:val="20"/>
         </w:rPr>
-        <w:t xml:space="preserve">1. 6</w:t>
+        <w:t xml:space="preserve">1. 300%</w:t>
       </w:r>
     </w:p>
     <w:p>
@@ -668,7 +733,7 @@
           <w:sz w:val="20"/>
           <w:szCs w:val="20"/>
         </w:rPr>
-        <w:t xml:space="preserve">2. Divide</w:t>
+        <w:t xml:space="preserve">2. 400</w:t>
       </w:r>
     </w:p>
     <w:sectPr>
